--- a/DT.docx
+++ b/DT.docx
@@ -231,7 +231,6 @@
         </w:rPr>
         <w:t xml:space="preserve">age = </w:t>
       </w:r>
-      <w:proofErr w:type="gramStart"/>
       <w:r>
         <w:rPr>
           <w:rtl/>
@@ -245,7 +244,6 @@
         </w:rPr>
         <w:t>..</w:t>
       </w:r>
-      <w:proofErr w:type="gramEnd"/>
       <w:r>
         <w:rPr>
           <w:rtl/>
@@ -402,7 +400,7 @@
           <w:lang w:bidi="fa-IR"/>
         </w:rPr>
         <w:pict w14:anchorId="613AAC4A">
-          <v:rect id="_x0000_i1043" style="width:0;height:1.5pt" o:hralign="center" o:hrstd="t" o:hr="t" fillcolor="#a0a0a0" stroked="f"/>
+          <v:rect id="_x0000_i1025" style="width:0;height:1.5pt" o:hralign="center" o:hrstd="t" o:hr="t" fillcolor="#a0a0a0" stroked="f"/>
         </w:pict>
       </w:r>
     </w:p>
@@ -706,7 +704,7 @@
           <w:lang w:bidi="fa-IR"/>
         </w:rPr>
         <w:pict w14:anchorId="22F08740">
-          <v:rect id="_x0000_i1044" style="width:0;height:1.5pt" o:hralign="center" o:hrstd="t" o:hr="t" fillcolor="#a0a0a0" stroked="f"/>
+          <v:rect id="_x0000_i1026" style="width:0;height:1.5pt" o:hralign="center" o:hrstd="t" o:hr="t" fillcolor="#a0a0a0" stroked="f"/>
         </w:pict>
       </w:r>
     </w:p>
@@ -745,7 +743,6 @@
         </w:rPr>
         <w:t xml:space="preserve"> &gt; 40، ویژگی </w:t>
       </w:r>
-      <w:proofErr w:type="spellStart"/>
       <w:r>
         <w:rPr>
           <w:b/>
@@ -754,7 +751,6 @@
         </w:rPr>
         <w:t>credit_rating</w:t>
       </w:r>
-      <w:proofErr w:type="spellEnd"/>
       <w:r>
         <w:rPr>
           <w:b/>
@@ -805,19 +801,11 @@
           <w:rtl/>
         </w:rPr>
       </w:pPr>
-      <w:proofErr w:type="spellStart"/>
       <w:r>
         <w:rPr>
           <w:lang w:val="en" w:bidi="fa-IR"/>
         </w:rPr>
-        <w:t>credit_rating</w:t>
-      </w:r>
-      <w:proofErr w:type="spellEnd"/>
-      <w:r>
-        <w:rPr>
-          <w:lang w:val="en" w:bidi="fa-IR"/>
-        </w:rPr>
-        <w:t xml:space="preserve"> = fair → </w:t>
+        <w:t xml:space="preserve">credit_rating = fair → </w:t>
       </w:r>
       <w:r>
         <w:rPr>
@@ -843,30 +831,22 @@
           <w:lang w:val="en" w:bidi="fa-IR"/>
         </w:rPr>
       </w:pPr>
-      <w:proofErr w:type="spellStart"/>
       <w:r>
         <w:rPr>
           <w:lang w:val="en" w:bidi="fa-IR"/>
         </w:rPr>
-        <w:t>credit_rating</w:t>
-      </w:r>
-      <w:proofErr w:type="spellEnd"/>
+        <w:t xml:space="preserve">credit_rating = excellent → </w:t>
+      </w:r>
+      <w:r>
+        <w:rPr>
+          <w:rtl/>
+        </w:rPr>
+        <w:t xml:space="preserve">همه </w:t>
+      </w:r>
       <w:r>
         <w:rPr>
           <w:lang w:val="en" w:bidi="fa-IR"/>
         </w:rPr>
-        <w:t xml:space="preserve"> = excellent → </w:t>
-      </w:r>
-      <w:r>
-        <w:rPr>
-          <w:rtl/>
-        </w:rPr>
-        <w:t xml:space="preserve">همه </w:t>
-      </w:r>
-      <w:r>
-        <w:rPr>
-          <w:lang w:val="en" w:bidi="fa-IR"/>
-        </w:rPr>
         <w:t>no</w:t>
       </w:r>
     </w:p>
@@ -910,7 +890,7 @@
           <w:lang w:bidi="fa-IR"/>
         </w:rPr>
         <w:pict w14:anchorId="0081591A">
-          <v:rect id="_x0000_i1045" style="width:0;height:1.5pt" o:hralign="center" o:hrstd="t" o:hr="t" fillcolor="#a0a0a0" stroked="f"/>
+          <v:rect id="_x0000_i1027" style="width:0;height:1.5pt" o:hralign="center" o:hrstd="t" o:hr="t" fillcolor="#a0a0a0" stroked="f"/>
         </w:pict>
       </w:r>
     </w:p>
@@ -1189,19 +1169,11 @@
         </w:rPr>
         <w:t xml:space="preserve"> &gt; 40 و </w:t>
       </w:r>
-      <w:proofErr w:type="spellStart"/>
-      <w:r>
-        <w:rPr>
-          <w:lang w:bidi="fa-IR"/>
-        </w:rPr>
-        <w:t>credit_rating</w:t>
-      </w:r>
-      <w:proofErr w:type="spellEnd"/>
-      <w:r>
-        <w:rPr>
-          <w:lang w:bidi="fa-IR"/>
-        </w:rPr>
-        <w:t xml:space="preserve"> = fair</w:t>
+      <w:r>
+        <w:rPr>
+          <w:lang w:bidi="fa-IR"/>
+        </w:rPr>
+        <w:t>credit_rating = fair</w:t>
       </w:r>
       <w:r>
         <w:rPr>
@@ -1269,19 +1241,11 @@
         </w:rPr>
         <w:t xml:space="preserve"> &gt; 40 و </w:t>
       </w:r>
-      <w:proofErr w:type="spellStart"/>
-      <w:r>
-        <w:rPr>
-          <w:lang w:bidi="fa-IR"/>
-        </w:rPr>
-        <w:t>credit_rating</w:t>
-      </w:r>
-      <w:proofErr w:type="spellEnd"/>
-      <w:r>
-        <w:rPr>
-          <w:lang w:bidi="fa-IR"/>
-        </w:rPr>
-        <w:t xml:space="preserve"> = excellent</w:t>
+      <w:r>
+        <w:rPr>
+          <w:lang w:bidi="fa-IR"/>
+        </w:rPr>
+        <w:t>credit_rating = excellent</w:t>
       </w:r>
       <w:r>
         <w:rPr>
@@ -1633,6 +1597,9 @@
             </m:sup>
           </m:sSup>
           <m:r>
+            <m:rPr>
+              <m:sty m:val="p"/>
+            </m:rPr>
             <w:rPr>
               <w:lang w:bidi="fa-IR"/>
             </w:rPr>
@@ -1932,7 +1899,6 @@
           </m:r>
           <m:r>
             <w:rPr>
-              <w:i/>
               <w:lang w:bidi="fa-IR"/>
             </w:rPr>
             <w:br/>
@@ -1952,7 +1918,7 @@
           <w:lang w:bidi="fa-IR"/>
         </w:rPr>
         <w:pict w14:anchorId="13417BB8">
-          <v:rect id="_x0000_i1121" style="width:0;height:1.5pt" o:hralign="center" o:hrstd="t" o:hr="t" fillcolor="#a0a0a0" stroked="f"/>
+          <v:rect id="_x0000_i1028" style="width:0;height:1.5pt" o:hralign="center" o:hrstd="t" o:hr="t" fillcolor="#a0a0a0" stroked="f"/>
         </w:pict>
       </w:r>
     </w:p>
@@ -2211,7 +2177,6 @@
           </m:r>
           <m:r>
             <w:rPr>
-              <w:i/>
               <w:lang w:bidi="fa-IR"/>
             </w:rPr>
             <w:br/>
@@ -2391,7 +2356,6 @@
           </m:r>
           <m:r>
             <w:rPr>
-              <w:i/>
               <w:lang w:bidi="fa-IR"/>
             </w:rPr>
             <w:br/>
@@ -2571,7 +2535,6 @@
           </m:r>
           <m:r>
             <w:rPr>
-              <w:i/>
               <w:lang w:bidi="fa-IR"/>
             </w:rPr>
             <w:br/>
@@ -2918,7 +2881,6 @@
           </m:r>
           <m:r>
             <w:rPr>
-              <w:i/>
               <w:lang w:bidi="fa-IR"/>
             </w:rPr>
             <w:br/>
@@ -3311,7 +3273,6 @@
           </m:r>
           <m:r>
             <w:rPr>
-              <w:i/>
               <w:lang w:bidi="fa-IR"/>
             </w:rPr>
             <w:br/>
@@ -3331,7 +3292,7 @@
           <w:lang w:bidi="fa-IR"/>
         </w:rPr>
         <w:pict w14:anchorId="52340F52">
-          <v:rect id="_x0000_i1122" style="width:0;height:1.5pt" o:hralign="center" o:hrstd="t" o:hr="t" fillcolor="#a0a0a0" stroked="f"/>
+          <v:rect id="_x0000_i1029" style="width:0;height:1.5pt" o:hralign="center" o:hrstd="t" o:hr="t" fillcolor="#a0a0a0" stroked="f"/>
         </w:pict>
       </w:r>
     </w:p>
@@ -3758,7 +3719,6 @@
           </m:r>
           <m:r>
             <w:rPr>
-              <w:i/>
               <w:lang w:bidi="fa-IR"/>
             </w:rPr>
             <w:br/>
@@ -4140,7 +4100,6 @@
           </m:r>
           <m:r>
             <w:rPr>
-              <w:i/>
               <w:lang w:bidi="fa-IR"/>
             </w:rPr>
             <w:br/>
@@ -4487,7 +4446,6 @@
           </m:r>
           <m:r>
             <w:rPr>
-              <w:i/>
               <w:lang w:bidi="fa-IR"/>
             </w:rPr>
             <w:br/>
@@ -4718,7 +4676,6 @@
           </m:r>
           <m:r>
             <w:rPr>
-              <w:i/>
               <w:lang w:bidi="fa-IR"/>
             </w:rPr>
             <w:br/>
@@ -4738,7 +4695,7 @@
           <w:lang w:bidi="fa-IR"/>
         </w:rPr>
         <w:pict w14:anchorId="323CA697">
-          <v:rect id="_x0000_i1123" style="width:0;height:1.5pt" o:hralign="center" o:hrstd="t" o:hr="t" fillcolor="#a0a0a0" stroked="f"/>
+          <v:rect id="_x0000_i1030" style="width:0;height:1.5pt" o:hralign="center" o:hrstd="t" o:hr="t" fillcolor="#a0a0a0" stroked="f"/>
         </w:pict>
       </w:r>
     </w:p>
@@ -5323,7 +5280,7 @@
           <w:lang w:bidi="fa-IR"/>
         </w:rPr>
         <w:pict w14:anchorId="5BCFB49D">
-          <v:rect id="_x0000_i1124" style="width:0;height:1.5pt" o:hralign="center" o:hrstd="t" o:hr="t" fillcolor="#a0a0a0" stroked="f"/>
+          <v:rect id="_x0000_i1031" style="width:0;height:1.5pt" o:hralign="center" o:hrstd="t" o:hr="t" fillcolor="#a0a0a0" stroked="f"/>
         </w:pict>
       </w:r>
     </w:p>
@@ -5379,7 +5336,548 @@
       <w:pPr>
         <w:bidi/>
         <w:rPr>
+          <w:rtl/>
+          <w:lang w:bidi="fa-IR"/>
+        </w:rPr>
+      </w:pPr>
+    </w:p>
+    <w:p>
+      <w:pPr>
+        <w:bidi/>
+        <w:rPr>
+          <w:rtl/>
+          <w:lang w:bidi="fa-IR"/>
+        </w:rPr>
+      </w:pPr>
+    </w:p>
+    <w:p>
+      <w:pPr>
+        <w:bidi/>
+        <w:rPr>
+          <w:rtl/>
+          <w:lang w:bidi="fa-IR"/>
+        </w:rPr>
+      </w:pPr>
+    </w:p>
+    <w:p>
+      <w:pPr>
+        <w:bidi/>
+        <w:rPr>
+          <w:rtl/>
+          <w:lang w:bidi="fa-IR"/>
+        </w:rPr>
+      </w:pPr>
+    </w:p>
+    <w:p>
+      <w:pPr>
+        <w:bidi/>
+        <w:rPr>
+          <w:rtl/>
+          <w:lang w:bidi="fa-IR"/>
+        </w:rPr>
+      </w:pPr>
+    </w:p>
+    <w:p>
+      <w:pPr>
+        <w:pBdr>
+          <w:top w:val="double" w:sz="6" w:space="1" w:color="auto"/>
+          <w:bottom w:val="double" w:sz="6" w:space="1" w:color="auto"/>
+        </w:pBdr>
+        <w:bidi/>
+        <w:rPr>
+          <w:lang w:bidi="fa-IR"/>
+        </w:rPr>
+      </w:pPr>
+    </w:p>
+    <w:p>
+      <w:pPr>
+        <w:bidi/>
+        <w:rPr>
+          <w:rtl/>
+          <w:lang w:bidi="fa-IR"/>
+        </w:rPr>
+      </w:pPr>
+    </w:p>
+    <w:p>
+      <w:pPr>
+        <w:bidi/>
+        <w:rPr>
+          <w:rtl/>
+          <w:lang w:bidi="fa-IR"/>
+        </w:rPr>
+      </w:pPr>
+    </w:p>
+    <w:p>
+      <w:pPr>
+        <w:bidi/>
+        <w:rPr>
+          <w:rtl/>
+          <w:lang w:bidi="fa-IR"/>
+        </w:rPr>
+      </w:pPr>
+    </w:p>
+    <w:p>
+      <w:pPr>
+        <w:bidi/>
+        <w:rPr>
+          <w:rtl/>
+          <w:lang w:bidi="fa-IR"/>
+        </w:rPr>
+      </w:pPr>
+    </w:p>
+    <w:p>
+      <w:pPr>
+        <w:bidi/>
+        <w:rPr>
+          <w:rtl/>
+          <w:lang w:bidi="fa-IR"/>
+        </w:rPr>
+      </w:pPr>
+    </w:p>
+    <w:p>
+      <w:pPr>
+        <w:bidi/>
+        <w:rPr>
+          <w:rtl/>
+          <w:lang w:bidi="fa-IR"/>
+        </w:rPr>
+      </w:pPr>
+    </w:p>
+    <w:p>
+      <w:pPr>
+        <w:bidi/>
+        <w:rPr>
+          <w:rtl/>
+          <w:lang w:bidi="fa-IR"/>
+        </w:rPr>
+      </w:pPr>
+    </w:p>
+    <w:p>
+      <w:pPr>
+        <w:bidi/>
+        <w:rPr>
+          <w:lang w:bidi="fa-IR"/>
+        </w:rPr>
+      </w:pPr>
+      <w:r>
+        <w:rPr>
           <w:rFonts w:hint="cs"/>
+          <w:rtl/>
+          <w:lang w:bidi="fa-IR"/>
+        </w:rPr>
+        <w:t xml:space="preserve">سوال با </w:t>
+      </w:r>
+      <w:r>
+        <w:rPr>
+          <w:lang w:bidi="fa-IR"/>
+        </w:rPr>
+        <w:t>Gini</w:t>
+      </w:r>
+    </w:p>
+    <w:p>
+      <w:pPr>
+        <w:rPr>
+          <w:lang w:bidi="fa-IR"/>
+        </w:rPr>
+      </w:pPr>
+      <w:hyperlink r:id="rId9" w:history="1">
+        <w:r>
+          <w:rPr>
+            <w:rStyle w:val="Hyperlink"/>
+            <w:lang w:bidi="fa-IR"/>
+          </w:rPr>
+          <w:t>https://youtu.be/zNYdkpAcP-g?si=_6WwV-ALEhj0zODe</w:t>
+        </w:r>
+      </w:hyperlink>
+    </w:p>
+    <w:p>
+      <w:pPr>
+        <w:rPr>
+          <w:lang w:bidi="fa-IR"/>
+        </w:rPr>
+      </w:pPr>
+    </w:p>
+    <w:p>
+      <w:pPr>
+        <w:bidi/>
+        <w:jc w:val="right"/>
+        <w:rPr>
+          <w:lang w:bidi="fa-IR"/>
+        </w:rPr>
+      </w:pPr>
+      <w:r>
+        <w:rPr>
+          <w:noProof/>
+        </w:rPr>
+        <w:drawing>
+          <wp:inline distT="0" distB="0" distL="0" distR="0" wp14:anchorId="0F0E7DB5" wp14:editId="07DE0118">
+            <wp:extent cx="3420381" cy="2369713"/>
+            <wp:effectExtent l="0" t="0" r="8890" b="0"/>
+            <wp:docPr id="264684620" name="Picture 1"/>
+            <wp:cNvGraphicFramePr>
+              <a:graphicFrameLocks xmlns:a="http://schemas.openxmlformats.org/drawingml/2006/main" noChangeAspect="1"/>
+            </wp:cNvGraphicFramePr>
+            <a:graphic xmlns:a="http://schemas.openxmlformats.org/drawingml/2006/main">
+              <a:graphicData uri="http://schemas.openxmlformats.org/drawingml/2006/picture">
+                <pic:pic xmlns:pic="http://schemas.openxmlformats.org/drawingml/2006/picture">
+                  <pic:nvPicPr>
+                    <pic:cNvPr id="264684620" name=""/>
+                    <pic:cNvPicPr/>
+                  </pic:nvPicPr>
+                  <pic:blipFill>
+                    <a:blip r:embed="rId10"/>
+                    <a:stretch>
+                      <a:fillRect/>
+                    </a:stretch>
+                  </pic:blipFill>
+                  <pic:spPr>
+                    <a:xfrm>
+                      <a:off x="0" y="0"/>
+                      <a:ext cx="3424116" cy="2372301"/>
+                    </a:xfrm>
+                    <a:prstGeom prst="rect">
+                      <a:avLst/>
+                    </a:prstGeom>
+                  </pic:spPr>
+                </pic:pic>
+              </a:graphicData>
+            </a:graphic>
+          </wp:inline>
+        </w:drawing>
+      </w:r>
+    </w:p>
+    <w:p>
+      <w:pPr>
+        <w:bidi/>
+        <w:jc w:val="right"/>
+        <w:rPr>
+          <w:lang w:bidi="fa-IR"/>
+        </w:rPr>
+      </w:pPr>
+      <w:r>
+        <w:rPr>
+          <w:noProof/>
+        </w:rPr>
+        <w:drawing>
+          <wp:inline distT="0" distB="0" distL="0" distR="0" wp14:anchorId="2D403D03" wp14:editId="22127344">
+            <wp:extent cx="3123127" cy="3047941"/>
+            <wp:effectExtent l="0" t="0" r="1270" b="635"/>
+            <wp:docPr id="1139436381" name="Picture 1"/>
+            <wp:cNvGraphicFramePr>
+              <a:graphicFrameLocks xmlns:a="http://schemas.openxmlformats.org/drawingml/2006/main" noChangeAspect="1"/>
+            </wp:cNvGraphicFramePr>
+            <a:graphic xmlns:a="http://schemas.openxmlformats.org/drawingml/2006/main">
+              <a:graphicData uri="http://schemas.openxmlformats.org/drawingml/2006/picture">
+                <pic:pic xmlns:pic="http://schemas.openxmlformats.org/drawingml/2006/picture">
+                  <pic:nvPicPr>
+                    <pic:cNvPr id="1139436381" name=""/>
+                    <pic:cNvPicPr/>
+                  </pic:nvPicPr>
+                  <pic:blipFill>
+                    <a:blip r:embed="rId11"/>
+                    <a:stretch>
+                      <a:fillRect/>
+                    </a:stretch>
+                  </pic:blipFill>
+                  <pic:spPr>
+                    <a:xfrm>
+                      <a:off x="0" y="0"/>
+                      <a:ext cx="3129672" cy="3054328"/>
+                    </a:xfrm>
+                    <a:prstGeom prst="rect">
+                      <a:avLst/>
+                    </a:prstGeom>
+                  </pic:spPr>
+                </pic:pic>
+              </a:graphicData>
+            </a:graphic>
+          </wp:inline>
+        </w:drawing>
+      </w:r>
+    </w:p>
+    <w:p>
+      <w:pPr>
+        <w:bidi/>
+        <w:rPr>
+          <w:lang w:bidi="fa-IR"/>
+        </w:rPr>
+      </w:pPr>
+    </w:p>
+    <w:p>
+      <w:pPr>
+        <w:bidi/>
+        <w:rPr>
+          <w:lang w:bidi="fa-IR"/>
+        </w:rPr>
+      </w:pPr>
+      <w:r>
+        <w:rPr>
+          <w:noProof/>
+        </w:rPr>
+        <w:lastRenderedPageBreak/>
+        <w:drawing>
+          <wp:inline distT="0" distB="0" distL="0" distR="0" wp14:anchorId="6B20C826" wp14:editId="6F8453F0">
+            <wp:extent cx="5729813" cy="2157730"/>
+            <wp:effectExtent l="0" t="0" r="4445" b="0"/>
+            <wp:docPr id="1144529085" name="Picture 1"/>
+            <wp:cNvGraphicFramePr>
+              <a:graphicFrameLocks xmlns:a="http://schemas.openxmlformats.org/drawingml/2006/main" noChangeAspect="1"/>
+            </wp:cNvGraphicFramePr>
+            <a:graphic xmlns:a="http://schemas.openxmlformats.org/drawingml/2006/main">
+              <a:graphicData uri="http://schemas.openxmlformats.org/drawingml/2006/picture">
+                <pic:pic xmlns:pic="http://schemas.openxmlformats.org/drawingml/2006/picture">
+                  <pic:nvPicPr>
+                    <pic:cNvPr id="1144529085" name=""/>
+                    <pic:cNvPicPr/>
+                  </pic:nvPicPr>
+                  <pic:blipFill>
+                    <a:blip r:embed="rId12"/>
+                    <a:stretch>
+                      <a:fillRect/>
+                    </a:stretch>
+                  </pic:blipFill>
+                  <pic:spPr>
+                    <a:xfrm>
+                      <a:off x="0" y="0"/>
+                      <a:ext cx="5740108" cy="2161607"/>
+                    </a:xfrm>
+                    <a:prstGeom prst="rect">
+                      <a:avLst/>
+                    </a:prstGeom>
+                  </pic:spPr>
+                </pic:pic>
+              </a:graphicData>
+            </a:graphic>
+          </wp:inline>
+        </w:drawing>
+      </w:r>
+    </w:p>
+    <w:p>
+      <w:pPr>
+        <w:bidi/>
+        <w:rPr>
+          <w:rtl/>
+          <w:lang w:bidi="fa-IR"/>
+        </w:rPr>
+      </w:pPr>
+    </w:p>
+    <w:p>
+      <w:pPr>
+        <w:bidi/>
+        <w:rPr>
+          <w:lang w:bidi="fa-IR"/>
+        </w:rPr>
+      </w:pPr>
+      <w:r>
+        <w:rPr>
+          <w:noProof/>
+        </w:rPr>
+        <w:drawing>
+          <wp:inline distT="0" distB="0" distL="0" distR="0" wp14:anchorId="7B7BF56D" wp14:editId="252E6539">
+            <wp:extent cx="5755954" cy="2531745"/>
+            <wp:effectExtent l="0" t="0" r="0" b="1905"/>
+            <wp:docPr id="2046667060" name="Picture 1"/>
+            <wp:cNvGraphicFramePr>
+              <a:graphicFrameLocks xmlns:a="http://schemas.openxmlformats.org/drawingml/2006/main" noChangeAspect="1"/>
+            </wp:cNvGraphicFramePr>
+            <a:graphic xmlns:a="http://schemas.openxmlformats.org/drawingml/2006/main">
+              <a:graphicData uri="http://schemas.openxmlformats.org/drawingml/2006/picture">
+                <pic:pic xmlns:pic="http://schemas.openxmlformats.org/drawingml/2006/picture">
+                  <pic:nvPicPr>
+                    <pic:cNvPr id="2046667060" name=""/>
+                    <pic:cNvPicPr/>
+                  </pic:nvPicPr>
+                  <pic:blipFill>
+                    <a:blip r:embed="rId13"/>
+                    <a:stretch>
+                      <a:fillRect/>
+                    </a:stretch>
+                  </pic:blipFill>
+                  <pic:spPr>
+                    <a:xfrm>
+                      <a:off x="0" y="0"/>
+                      <a:ext cx="5763859" cy="2535222"/>
+                    </a:xfrm>
+                    <a:prstGeom prst="rect">
+                      <a:avLst/>
+                    </a:prstGeom>
+                  </pic:spPr>
+                </pic:pic>
+              </a:graphicData>
+            </a:graphic>
+          </wp:inline>
+        </w:drawing>
+      </w:r>
+    </w:p>
+    <w:p>
+      <w:pPr>
+        <w:bidi/>
+        <w:rPr>
+          <w:lang w:bidi="fa-IR"/>
+        </w:rPr>
+      </w:pPr>
+      <w:r>
+        <w:rPr>
+          <w:noProof/>
+        </w:rPr>
+        <w:lastRenderedPageBreak/>
+        <w:drawing>
+          <wp:inline distT="0" distB="0" distL="0" distR="0" wp14:anchorId="1259F7E1" wp14:editId="35D14F64">
+            <wp:extent cx="5659623" cy="2331085"/>
+            <wp:effectExtent l="0" t="0" r="0" b="0"/>
+            <wp:docPr id="1565629171" name="Picture 1"/>
+            <wp:cNvGraphicFramePr>
+              <a:graphicFrameLocks xmlns:a="http://schemas.openxmlformats.org/drawingml/2006/main" noChangeAspect="1"/>
+            </wp:cNvGraphicFramePr>
+            <a:graphic xmlns:a="http://schemas.openxmlformats.org/drawingml/2006/main">
+              <a:graphicData uri="http://schemas.openxmlformats.org/drawingml/2006/picture">
+                <pic:pic xmlns:pic="http://schemas.openxmlformats.org/drawingml/2006/picture">
+                  <pic:nvPicPr>
+                    <pic:cNvPr id="1565629171" name=""/>
+                    <pic:cNvPicPr/>
+                  </pic:nvPicPr>
+                  <pic:blipFill>
+                    <a:blip r:embed="rId14"/>
+                    <a:stretch>
+                      <a:fillRect/>
+                    </a:stretch>
+                  </pic:blipFill>
+                  <pic:spPr>
+                    <a:xfrm>
+                      <a:off x="0" y="0"/>
+                      <a:ext cx="5668988" cy="2334942"/>
+                    </a:xfrm>
+                    <a:prstGeom prst="rect">
+                      <a:avLst/>
+                    </a:prstGeom>
+                  </pic:spPr>
+                </pic:pic>
+              </a:graphicData>
+            </a:graphic>
+          </wp:inline>
+        </w:drawing>
+      </w:r>
+      <w:r>
+        <w:rPr>
+          <w:noProof/>
+        </w:rPr>
+        <w:drawing>
+          <wp:inline distT="0" distB="0" distL="0" distR="0" wp14:anchorId="2CCE39D9" wp14:editId="24318740">
+            <wp:extent cx="5943600" cy="1629178"/>
+            <wp:effectExtent l="0" t="0" r="0" b="9525"/>
+            <wp:docPr id="2115111773" name="Picture 1"/>
+            <wp:cNvGraphicFramePr>
+              <a:graphicFrameLocks xmlns:a="http://schemas.openxmlformats.org/drawingml/2006/main" noChangeAspect="1"/>
+            </wp:cNvGraphicFramePr>
+            <a:graphic xmlns:a="http://schemas.openxmlformats.org/drawingml/2006/main">
+              <a:graphicData uri="http://schemas.openxmlformats.org/drawingml/2006/picture">
+                <pic:pic xmlns:pic="http://schemas.openxmlformats.org/drawingml/2006/picture">
+                  <pic:nvPicPr>
+                    <pic:cNvPr id="2115111773" name=""/>
+                    <pic:cNvPicPr/>
+                  </pic:nvPicPr>
+                  <pic:blipFill>
+                    <a:blip r:embed="rId15"/>
+                    <a:stretch>
+                      <a:fillRect/>
+                    </a:stretch>
+                  </pic:blipFill>
+                  <pic:spPr>
+                    <a:xfrm>
+                      <a:off x="0" y="0"/>
+                      <a:ext cx="5948413" cy="1630497"/>
+                    </a:xfrm>
+                    <a:prstGeom prst="rect">
+                      <a:avLst/>
+                    </a:prstGeom>
+                  </pic:spPr>
+                </pic:pic>
+              </a:graphicData>
+            </a:graphic>
+          </wp:inline>
+        </w:drawing>
+      </w:r>
+    </w:p>
+    <w:p>
+      <w:pPr>
+        <w:bidi/>
+        <w:rPr>
+          <w:rtl/>
+          <w:lang w:bidi="fa-IR"/>
+        </w:rPr>
+      </w:pPr>
+      <w:r>
+        <w:rPr>
+          <w:noProof/>
+        </w:rPr>
+        <w:drawing>
+          <wp:inline distT="0" distB="0" distL="0" distR="0" wp14:anchorId="48A0E77D" wp14:editId="39192E05">
+            <wp:extent cx="5943600" cy="2395220"/>
+            <wp:effectExtent l="0" t="0" r="0" b="5080"/>
+            <wp:docPr id="1252538077" name="Picture 1"/>
+            <wp:cNvGraphicFramePr>
+              <a:graphicFrameLocks xmlns:a="http://schemas.openxmlformats.org/drawingml/2006/main" noChangeAspect="1"/>
+            </wp:cNvGraphicFramePr>
+            <a:graphic xmlns:a="http://schemas.openxmlformats.org/drawingml/2006/main">
+              <a:graphicData uri="http://schemas.openxmlformats.org/drawingml/2006/picture">
+                <pic:pic xmlns:pic="http://schemas.openxmlformats.org/drawingml/2006/picture">
+                  <pic:nvPicPr>
+                    <pic:cNvPr id="1252538077" name=""/>
+                    <pic:cNvPicPr/>
+                  </pic:nvPicPr>
+                  <pic:blipFill>
+                    <a:blip r:embed="rId16"/>
+                    <a:stretch>
+                      <a:fillRect/>
+                    </a:stretch>
+                  </pic:blipFill>
+                  <pic:spPr>
+                    <a:xfrm>
+                      <a:off x="0" y="0"/>
+                      <a:ext cx="5943600" cy="2395220"/>
+                    </a:xfrm>
+                    <a:prstGeom prst="rect">
+                      <a:avLst/>
+                    </a:prstGeom>
+                  </pic:spPr>
+                </pic:pic>
+              </a:graphicData>
+            </a:graphic>
+          </wp:inline>
+        </w:drawing>
+      </w:r>
+    </w:p>
+    <w:p>
+      <w:pPr>
+        <w:bidi/>
+        <w:rPr>
+          <w:rFonts w:hint="cs"/>
+          <w:rtl/>
+          <w:lang w:bidi="fa-IR"/>
+        </w:rPr>
+      </w:pPr>
+      <w:r>
+        <w:rPr>
+          <w:rFonts w:hint="cs"/>
+          <w:rtl/>
+          <w:lang w:bidi="fa-IR"/>
+        </w:rPr>
+        <w:t>ادامه حل در لینک ویدیو هست</w:t>
+      </w:r>
+    </w:p>
+    <w:p>
+      <w:pPr>
+        <w:bidi/>
+        <w:rPr>
+          <w:rtl/>
+          <w:lang w:bidi="fa-IR"/>
+        </w:rPr>
+      </w:pPr>
+    </w:p>
+    <w:p>
+      <w:pPr>
+        <w:bidi/>
+        <w:rPr>
           <w:lang w:bidi="fa-IR"/>
         </w:rPr>
       </w:pPr>
@@ -7906,6 +8404,7 @@
   <w:style w:type="character" w:default="1" w:styleId="DefaultParagraphFont">
     <w:name w:val="Default Paragraph Font"/>
     <w:uiPriority w:val="1"/>
+    <w:semiHidden/>
     <w:unhideWhenUsed/>
   </w:style>
   <w:style w:type="table" w:default="1" w:styleId="TableNormal">
@@ -8217,6 +8716,29 @@
       <w:smallCaps/>
       <w:color w:val="0F4761" w:themeColor="accent1" w:themeShade="BF"/>
       <w:spacing w:val="5"/>
+    </w:rPr>
+  </w:style>
+  <w:style w:type="character" w:styleId="Hyperlink">
+    <w:name w:val="Hyperlink"/>
+    <w:basedOn w:val="DefaultParagraphFont"/>
+    <w:uiPriority w:val="99"/>
+    <w:unhideWhenUsed/>
+    <w:rsid w:val="00204976"/>
+    <w:rPr>
+      <w:color w:val="467886" w:themeColor="hyperlink"/>
+      <w:u w:val="single"/>
+    </w:rPr>
+  </w:style>
+  <w:style w:type="character" w:styleId="UnresolvedMention">
+    <w:name w:val="Unresolved Mention"/>
+    <w:basedOn w:val="DefaultParagraphFont"/>
+    <w:uiPriority w:val="99"/>
+    <w:semiHidden/>
+    <w:unhideWhenUsed/>
+    <w:rsid w:val="00204976"/>
+    <w:rPr>
+      <w:color w:val="605E5C"/>
+      <w:shd w:val="clear" w:color="auto" w:fill="E1DFDD"/>
     </w:rPr>
   </w:style>
 </w:styles>

--- a/DT.docx
+++ b/DT.docx
@@ -231,6 +231,7 @@
         </w:rPr>
         <w:t xml:space="preserve">age = </w:t>
       </w:r>
+      <w:proofErr w:type="gramStart"/>
       <w:r>
         <w:rPr>
           <w:rtl/>
@@ -244,6 +245,7 @@
         </w:rPr>
         <w:t>..</w:t>
       </w:r>
+      <w:proofErr w:type="gramEnd"/>
       <w:r>
         <w:rPr>
           <w:rtl/>
@@ -743,6 +745,7 @@
         </w:rPr>
         <w:t xml:space="preserve"> &gt; 40، ویژگی </w:t>
       </w:r>
+      <w:proofErr w:type="spellStart"/>
       <w:r>
         <w:rPr>
           <w:b/>
@@ -751,6 +754,7 @@
         </w:rPr>
         <w:t>credit_rating</w:t>
       </w:r>
+      <w:proofErr w:type="spellEnd"/>
       <w:r>
         <w:rPr>
           <w:b/>
@@ -801,11 +805,19 @@
           <w:rtl/>
         </w:rPr>
       </w:pPr>
+      <w:proofErr w:type="spellStart"/>
       <w:r>
         <w:rPr>
           <w:lang w:val="en" w:bidi="fa-IR"/>
         </w:rPr>
-        <w:t xml:space="preserve">credit_rating = fair → </w:t>
+        <w:t>credit_rating</w:t>
+      </w:r>
+      <w:proofErr w:type="spellEnd"/>
+      <w:r>
+        <w:rPr>
+          <w:lang w:val="en" w:bidi="fa-IR"/>
+        </w:rPr>
+        <w:t xml:space="preserve"> = fair → </w:t>
       </w:r>
       <w:r>
         <w:rPr>
@@ -831,11 +843,19 @@
           <w:lang w:val="en" w:bidi="fa-IR"/>
         </w:rPr>
       </w:pPr>
+      <w:proofErr w:type="spellStart"/>
       <w:r>
         <w:rPr>
           <w:lang w:val="en" w:bidi="fa-IR"/>
         </w:rPr>
-        <w:t xml:space="preserve">credit_rating = excellent → </w:t>
+        <w:t>credit_rating</w:t>
+      </w:r>
+      <w:proofErr w:type="spellEnd"/>
+      <w:r>
+        <w:rPr>
+          <w:lang w:val="en" w:bidi="fa-IR"/>
+        </w:rPr>
+        <w:t xml:space="preserve"> = excellent → </w:t>
       </w:r>
       <w:r>
         <w:rPr>
@@ -1169,11 +1189,19 @@
         </w:rPr>
         <w:t xml:space="preserve"> &gt; 40 و </w:t>
       </w:r>
-      <w:r>
-        <w:rPr>
-          <w:lang w:bidi="fa-IR"/>
-        </w:rPr>
-        <w:t>credit_rating = fair</w:t>
+      <w:proofErr w:type="spellStart"/>
+      <w:r>
+        <w:rPr>
+          <w:lang w:bidi="fa-IR"/>
+        </w:rPr>
+        <w:t>credit_rating</w:t>
+      </w:r>
+      <w:proofErr w:type="spellEnd"/>
+      <w:r>
+        <w:rPr>
+          <w:lang w:bidi="fa-IR"/>
+        </w:rPr>
+        <w:t xml:space="preserve"> = fair</w:t>
       </w:r>
       <w:r>
         <w:rPr>
@@ -1241,11 +1269,19 @@
         </w:rPr>
         <w:t xml:space="preserve"> &gt; 40 و </w:t>
       </w:r>
-      <w:r>
-        <w:rPr>
-          <w:lang w:bidi="fa-IR"/>
-        </w:rPr>
-        <w:t>credit_rating = excellent</w:t>
+      <w:proofErr w:type="spellStart"/>
+      <w:r>
+        <w:rPr>
+          <w:lang w:bidi="fa-IR"/>
+        </w:rPr>
+        <w:t>credit_rating</w:t>
+      </w:r>
+      <w:proofErr w:type="spellEnd"/>
+      <w:r>
+        <w:rPr>
+          <w:lang w:bidi="fa-IR"/>
+        </w:rPr>
+        <w:t xml:space="preserve"> = excellent</w:t>
       </w:r>
       <w:r>
         <w:rPr>
@@ -5851,19 +5887,27 @@
       <w:pPr>
         <w:bidi/>
         <w:rPr>
+          <w:rtl/>
+          <w:lang w:bidi="fa-IR"/>
+        </w:rPr>
+      </w:pPr>
+      <w:r>
+        <w:rPr>
           <w:rFonts w:hint="cs"/>
           <w:rtl/>
           <w:lang w:bidi="fa-IR"/>
         </w:rPr>
-      </w:pPr>
-      <w:r>
+        <w:t>ادامه حل در لینک ویدیو هست</w:t>
+      </w:r>
+    </w:p>
+    <w:p>
+      <w:pPr>
+        <w:bidi/>
         <w:rPr>
           <w:rFonts w:hint="cs"/>
-          <w:rtl/>
-          <w:lang w:bidi="fa-IR"/>
-        </w:rPr>
-        <w:t>ادامه حل در لینک ویدیو هست</w:t>
-      </w:r>
+          <w:lang w:bidi="fa-IR"/>
+        </w:rPr>
+      </w:pPr>
     </w:p>
     <w:p>
       <w:pPr>
